--- a/IGI/LR1/IGI_1_OTCHET.docx
+++ b/IGI/LR1/IGI_1_OTCHET.docx
@@ -37,7 +37,12 @@
         </w:rPr>
       </w:pPr>
       <w:r>
-        <w:rPr/>
+        <w:rPr>
+          <w:b/>
+          <w:bCs/>
+          <w:sz w:val="40"/>
+          <w:szCs w:val="40"/>
+        </w:rPr>
       </w:r>
     </w:p>
     <w:p>
@@ -931,14 +936,36 @@
           <w:sz w:val="28"/>
           <w:szCs w:val="28"/>
         </w:rPr>
+      </w:r>
+    </w:p>
+    <w:p>
+      <w:pPr>
+        <w:pStyle w:val="Normal"/>
+        <w:bidi w:val="0"/>
+        <w:jc w:val="both"/>
+        <w:rPr>
+          <w:rFonts w:ascii="Times New Roman" w:hAnsi="Times New Roman"/>
+          <w:sz w:val="28"/>
+          <w:szCs w:val="28"/>
+        </w:rPr>
+      </w:pPr>
+      <w:r>
+        <w:rPr>
+          <w:rFonts w:ascii="Times New Roman" w:hAnsi="Times New Roman"/>
+          <w:sz w:val="28"/>
+          <w:szCs w:val="28"/>
+        </w:rPr>
+        <w:tab/>
+      </w:r>
+      <w:r>
         <w:drawing>
           <wp:anchor behindDoc="0" distT="0" distB="0" distL="0" distR="0" simplePos="0" locked="0" layoutInCell="0" allowOverlap="1" relativeHeight="10">
             <wp:simplePos x="0" y="0"/>
             <wp:positionH relativeFrom="column">
-              <wp:align>center</wp:align>
+              <wp:posOffset>442595</wp:posOffset>
             </wp:positionH>
             <wp:positionV relativeFrom="paragraph">
-              <wp:posOffset>635</wp:posOffset>
+              <wp:posOffset>-62230</wp:posOffset>
             </wp:positionV>
             <wp:extent cx="4886325" cy="4829175"/>
             <wp:effectExtent l="0" t="0" r="0" b="0"/>
@@ -977,25 +1004,12 @@
           </wp:anchor>
         </w:drawing>
       </w:r>
-    </w:p>
-    <w:p>
-      <w:pPr>
-        <w:pStyle w:val="Normal"/>
-        <w:bidi w:val="0"/>
-        <w:jc w:val="both"/>
-        <w:rPr>
-          <w:rFonts w:ascii="Times New Roman" w:hAnsi="Times New Roman"/>
-          <w:sz w:val="28"/>
-          <w:szCs w:val="28"/>
-        </w:rPr>
-      </w:pPr>
-      <w:r>
-        <w:rPr>
-          <w:rFonts w:ascii="Times New Roman" w:hAnsi="Times New Roman"/>
-          <w:sz w:val="28"/>
-          <w:szCs w:val="28"/>
-        </w:rPr>
-        <w:tab/>
+      <w:r>
+        <w:rPr>
+          <w:rFonts w:ascii="Times New Roman" w:hAnsi="Times New Roman"/>
+          <w:sz w:val="28"/>
+          <w:szCs w:val="28"/>
+        </w:rPr>
         <w:t>Поместите их в репозиторий Git на своем локальном компьютере:</w:t>
       </w:r>
     </w:p>
